--- a/Documents/2023-rag.docx
+++ b/Documents/2023-rag.docx
@@ -4,30 +4,6 @@
   <w:body>
     <w:p>
       <w:pPr>
-        <w:pStyle w:val="Heading1"/>
-        <w:pBdr>
-          <w:top w:space="0" w:sz="0" w:val="nil"/>
-          <w:left w:space="0" w:sz="0" w:val="nil"/>
-          <w:bottom w:space="0" w:sz="0" w:val="nil"/>
-          <w:right w:space="0" w:sz="0" w:val="nil"/>
-          <w:between w:space="0" w:sz="0" w:val="nil"/>
-        </w:pBdr>
-        <w:shd w:fill="auto" w:val="clear"/>
-        <w:spacing w:before="0" w:line="275.9999942779541" w:lineRule="auto"/>
-        <w:rPr>
-          <w:rFonts w:ascii="Google Sans" w:cs="Google Sans" w:eastAsia="Google Sans" w:hAnsi="Google Sans"/>
-        </w:rPr>
-      </w:pPr>
-      <w:r>
-        <w:rPr>
-          <w:rFonts w:ascii="Google Sans" w:cs="Google Sans" w:eastAsia="Google Sans" w:hAnsi="Google Sans"/>
-          <w:rtl w:val="0"/>
-        </w:rPr>
-        <w:t xml:space="preserve">Database Cronologico degli Incidenti e Risoluzioni di Sistema (2022-2023)</w:t>
-      </w:r>
-    </w:p>
-    <w:p>
-      <w:pPr>
         <w:numPr>
           <w:ilvl w:val="0"/>
           <w:numId w:val="1"/>
@@ -464,7 +440,7 @@
       <w:pPr>
         <w:numPr>
           <w:ilvl w:val="1"/>
-          <w:numId w:val="49"/>
+          <w:numId w:val="48"/>
         </w:numPr>
         <w:pBdr>
           <w:top w:space="0" w:sz="0" w:val="nil"/>
@@ -498,7 +474,7 @@
       <w:pPr>
         <w:numPr>
           <w:ilvl w:val="1"/>
-          <w:numId w:val="49"/>
+          <w:numId w:val="48"/>
         </w:numPr>
         <w:pBdr>
           <w:top w:space="0" w:sz="0" w:val="nil"/>
@@ -542,7 +518,7 @@
       <w:pPr>
         <w:numPr>
           <w:ilvl w:val="1"/>
-          <w:numId w:val="49"/>
+          <w:numId w:val="48"/>
         </w:numPr>
         <w:pBdr>
           <w:top w:space="0" w:sz="0" w:val="nil"/>
@@ -586,7 +562,7 @@
       <w:pPr>
         <w:numPr>
           <w:ilvl w:val="1"/>
-          <w:numId w:val="49"/>
+          <w:numId w:val="48"/>
         </w:numPr>
         <w:pBdr>
           <w:top w:space="0" w:sz="0" w:val="nil"/>
@@ -664,7 +640,7 @@
       <w:pPr>
         <w:numPr>
           <w:ilvl w:val="1"/>
-          <w:numId w:val="50"/>
+          <w:numId w:val="49"/>
         </w:numPr>
         <w:pBdr>
           <w:top w:space="0" w:sz="0" w:val="nil"/>
@@ -698,7 +674,7 @@
       <w:pPr>
         <w:numPr>
           <w:ilvl w:val="1"/>
-          <w:numId w:val="50"/>
+          <w:numId w:val="49"/>
         </w:numPr>
         <w:pBdr>
           <w:top w:space="0" w:sz="0" w:val="nil"/>
@@ -742,7 +718,7 @@
       <w:pPr>
         <w:numPr>
           <w:ilvl w:val="1"/>
-          <w:numId w:val="50"/>
+          <w:numId w:val="49"/>
         </w:numPr>
         <w:pBdr>
           <w:top w:space="0" w:sz="0" w:val="nil"/>
@@ -786,7 +762,7 @@
       <w:pPr>
         <w:numPr>
           <w:ilvl w:val="1"/>
-          <w:numId w:val="50"/>
+          <w:numId w:val="49"/>
         </w:numPr>
         <w:pBdr>
           <w:top w:space="0" w:sz="0" w:val="nil"/>
@@ -864,7 +840,7 @@
       <w:pPr>
         <w:numPr>
           <w:ilvl w:val="1"/>
-          <w:numId w:val="51"/>
+          <w:numId w:val="50"/>
         </w:numPr>
         <w:pBdr>
           <w:top w:space="0" w:sz="0" w:val="nil"/>
@@ -898,7 +874,7 @@
       <w:pPr>
         <w:numPr>
           <w:ilvl w:val="1"/>
-          <w:numId w:val="51"/>
+          <w:numId w:val="50"/>
         </w:numPr>
         <w:pBdr>
           <w:top w:space="0" w:sz="0" w:val="nil"/>
@@ -942,7 +918,7 @@
       <w:pPr>
         <w:numPr>
           <w:ilvl w:val="1"/>
-          <w:numId w:val="51"/>
+          <w:numId w:val="50"/>
         </w:numPr>
         <w:pBdr>
           <w:top w:space="0" w:sz="0" w:val="nil"/>
@@ -986,7 +962,7 @@
       <w:pPr>
         <w:numPr>
           <w:ilvl w:val="1"/>
-          <w:numId w:val="51"/>
+          <w:numId w:val="50"/>
         </w:numPr>
         <w:pBdr>
           <w:top w:space="0" w:sz="0" w:val="nil"/>
@@ -1064,7 +1040,7 @@
       <w:pPr>
         <w:numPr>
           <w:ilvl w:val="1"/>
-          <w:numId w:val="52"/>
+          <w:numId w:val="51"/>
         </w:numPr>
         <w:pBdr>
           <w:top w:space="0" w:sz="0" w:val="nil"/>
@@ -1098,7 +1074,7 @@
       <w:pPr>
         <w:numPr>
           <w:ilvl w:val="1"/>
-          <w:numId w:val="52"/>
+          <w:numId w:val="51"/>
         </w:numPr>
         <w:pBdr>
           <w:top w:space="0" w:sz="0" w:val="nil"/>
@@ -1142,7 +1118,7 @@
       <w:pPr>
         <w:numPr>
           <w:ilvl w:val="1"/>
-          <w:numId w:val="52"/>
+          <w:numId w:val="51"/>
         </w:numPr>
         <w:pBdr>
           <w:top w:space="0" w:sz="0" w:val="nil"/>
@@ -1186,7 +1162,7 @@
       <w:pPr>
         <w:numPr>
           <w:ilvl w:val="1"/>
-          <w:numId w:val="52"/>
+          <w:numId w:val="51"/>
         </w:numPr>
         <w:pBdr>
           <w:top w:space="0" w:sz="0" w:val="nil"/>
@@ -1264,7 +1240,7 @@
       <w:pPr>
         <w:numPr>
           <w:ilvl w:val="1"/>
-          <w:numId w:val="53"/>
+          <w:numId w:val="52"/>
         </w:numPr>
         <w:pBdr>
           <w:top w:space="0" w:sz="0" w:val="nil"/>
@@ -1298,7 +1274,7 @@
       <w:pPr>
         <w:numPr>
           <w:ilvl w:val="1"/>
-          <w:numId w:val="53"/>
+          <w:numId w:val="52"/>
         </w:numPr>
         <w:pBdr>
           <w:top w:space="0" w:sz="0" w:val="nil"/>
@@ -1342,7 +1318,7 @@
       <w:pPr>
         <w:numPr>
           <w:ilvl w:val="1"/>
-          <w:numId w:val="53"/>
+          <w:numId w:val="52"/>
         </w:numPr>
         <w:pBdr>
           <w:top w:space="0" w:sz="0" w:val="nil"/>
@@ -1386,7 +1362,7 @@
       <w:pPr>
         <w:numPr>
           <w:ilvl w:val="1"/>
-          <w:numId w:val="53"/>
+          <w:numId w:val="52"/>
         </w:numPr>
         <w:pBdr>
           <w:top w:space="0" w:sz="0" w:val="nil"/>
@@ -1464,7 +1440,7 @@
       <w:pPr>
         <w:numPr>
           <w:ilvl w:val="1"/>
-          <w:numId w:val="54"/>
+          <w:numId w:val="53"/>
         </w:numPr>
         <w:pBdr>
           <w:top w:space="0" w:sz="0" w:val="nil"/>
@@ -1498,7 +1474,7 @@
       <w:pPr>
         <w:numPr>
           <w:ilvl w:val="1"/>
-          <w:numId w:val="54"/>
+          <w:numId w:val="53"/>
         </w:numPr>
         <w:pBdr>
           <w:top w:space="0" w:sz="0" w:val="nil"/>
@@ -1542,7 +1518,7 @@
       <w:pPr>
         <w:numPr>
           <w:ilvl w:val="1"/>
-          <w:numId w:val="54"/>
+          <w:numId w:val="53"/>
         </w:numPr>
         <w:pBdr>
           <w:top w:space="0" w:sz="0" w:val="nil"/>
@@ -1586,7 +1562,7 @@
       <w:pPr>
         <w:numPr>
           <w:ilvl w:val="1"/>
-          <w:numId w:val="54"/>
+          <w:numId w:val="53"/>
         </w:numPr>
         <w:pBdr>
           <w:top w:space="0" w:sz="0" w:val="nil"/>
@@ -1664,7 +1640,7 @@
       <w:pPr>
         <w:numPr>
           <w:ilvl w:val="1"/>
-          <w:numId w:val="55"/>
+          <w:numId w:val="54"/>
         </w:numPr>
         <w:pBdr>
           <w:top w:space="0" w:sz="0" w:val="nil"/>
@@ -1698,7 +1674,7 @@
       <w:pPr>
         <w:numPr>
           <w:ilvl w:val="1"/>
-          <w:numId w:val="55"/>
+          <w:numId w:val="54"/>
         </w:numPr>
         <w:pBdr>
           <w:top w:space="0" w:sz="0" w:val="nil"/>
@@ -1742,7 +1718,7 @@
       <w:pPr>
         <w:numPr>
           <w:ilvl w:val="1"/>
-          <w:numId w:val="55"/>
+          <w:numId w:val="54"/>
         </w:numPr>
         <w:pBdr>
           <w:top w:space="0" w:sz="0" w:val="nil"/>
@@ -1786,7 +1762,7 @@
       <w:pPr>
         <w:numPr>
           <w:ilvl w:val="1"/>
-          <w:numId w:val="55"/>
+          <w:numId w:val="54"/>
         </w:numPr>
         <w:pBdr>
           <w:top w:space="0" w:sz="0" w:val="nil"/>
@@ -1864,7 +1840,7 @@
       <w:pPr>
         <w:numPr>
           <w:ilvl w:val="1"/>
-          <w:numId w:val="56"/>
+          <w:numId w:val="55"/>
         </w:numPr>
         <w:pBdr>
           <w:top w:space="0" w:sz="0" w:val="nil"/>
@@ -1898,7 +1874,7 @@
       <w:pPr>
         <w:numPr>
           <w:ilvl w:val="1"/>
-          <w:numId w:val="56"/>
+          <w:numId w:val="55"/>
         </w:numPr>
         <w:pBdr>
           <w:top w:space="0" w:sz="0" w:val="nil"/>
@@ -1942,7 +1918,7 @@
       <w:pPr>
         <w:numPr>
           <w:ilvl w:val="1"/>
-          <w:numId w:val="56"/>
+          <w:numId w:val="55"/>
         </w:numPr>
         <w:pBdr>
           <w:top w:space="0" w:sz="0" w:val="nil"/>
@@ -1986,7 +1962,7 @@
       <w:pPr>
         <w:numPr>
           <w:ilvl w:val="1"/>
-          <w:numId w:val="56"/>
+          <w:numId w:val="55"/>
         </w:numPr>
         <w:pBdr>
           <w:top w:space="0" w:sz="0" w:val="nil"/>
@@ -2064,7 +2040,7 @@
       <w:pPr>
         <w:numPr>
           <w:ilvl w:val="1"/>
-          <w:numId w:val="57"/>
+          <w:numId w:val="56"/>
         </w:numPr>
         <w:pBdr>
           <w:top w:space="0" w:sz="0" w:val="nil"/>
@@ -2098,7 +2074,7 @@
       <w:pPr>
         <w:numPr>
           <w:ilvl w:val="1"/>
-          <w:numId w:val="57"/>
+          <w:numId w:val="56"/>
         </w:numPr>
         <w:pBdr>
           <w:top w:space="0" w:sz="0" w:val="nil"/>
@@ -2142,7 +2118,7 @@
       <w:pPr>
         <w:numPr>
           <w:ilvl w:val="1"/>
-          <w:numId w:val="57"/>
+          <w:numId w:val="56"/>
         </w:numPr>
         <w:pBdr>
           <w:top w:space="0" w:sz="0" w:val="nil"/>
@@ -2186,7 +2162,7 @@
       <w:pPr>
         <w:numPr>
           <w:ilvl w:val="1"/>
-          <w:numId w:val="57"/>
+          <w:numId w:val="56"/>
         </w:numPr>
         <w:pBdr>
           <w:top w:space="0" w:sz="0" w:val="nil"/>
@@ -2264,7 +2240,7 @@
       <w:pPr>
         <w:numPr>
           <w:ilvl w:val="1"/>
-          <w:numId w:val="58"/>
+          <w:numId w:val="57"/>
         </w:numPr>
         <w:pBdr>
           <w:top w:space="0" w:sz="0" w:val="nil"/>
@@ -2298,7 +2274,7 @@
       <w:pPr>
         <w:numPr>
           <w:ilvl w:val="1"/>
-          <w:numId w:val="58"/>
+          <w:numId w:val="57"/>
         </w:numPr>
         <w:pBdr>
           <w:top w:space="0" w:sz="0" w:val="nil"/>
@@ -2342,7 +2318,7 @@
       <w:pPr>
         <w:numPr>
           <w:ilvl w:val="1"/>
-          <w:numId w:val="58"/>
+          <w:numId w:val="57"/>
         </w:numPr>
         <w:pBdr>
           <w:top w:space="0" w:sz="0" w:val="nil"/>
@@ -2386,7 +2362,7 @@
       <w:pPr>
         <w:numPr>
           <w:ilvl w:val="1"/>
-          <w:numId w:val="58"/>
+          <w:numId w:val="57"/>
         </w:numPr>
         <w:pBdr>
           <w:top w:space="0" w:sz="0" w:val="nil"/>
@@ -2464,7 +2440,7 @@
       <w:pPr>
         <w:numPr>
           <w:ilvl w:val="1"/>
-          <w:numId w:val="59"/>
+          <w:numId w:val="58"/>
         </w:numPr>
         <w:pBdr>
           <w:top w:space="0" w:sz="0" w:val="nil"/>
@@ -2498,7 +2474,7 @@
       <w:pPr>
         <w:numPr>
           <w:ilvl w:val="1"/>
-          <w:numId w:val="59"/>
+          <w:numId w:val="58"/>
         </w:numPr>
         <w:pBdr>
           <w:top w:space="0" w:sz="0" w:val="nil"/>
@@ -2542,7 +2518,7 @@
       <w:pPr>
         <w:numPr>
           <w:ilvl w:val="1"/>
-          <w:numId w:val="59"/>
+          <w:numId w:val="58"/>
         </w:numPr>
         <w:pBdr>
           <w:top w:space="0" w:sz="0" w:val="nil"/>
@@ -2586,7 +2562,7 @@
       <w:pPr>
         <w:numPr>
           <w:ilvl w:val="1"/>
-          <w:numId w:val="59"/>
+          <w:numId w:val="58"/>
         </w:numPr>
         <w:pBdr>
           <w:top w:space="0" w:sz="0" w:val="nil"/>
@@ -2664,7 +2640,7 @@
       <w:pPr>
         <w:numPr>
           <w:ilvl w:val="1"/>
-          <w:numId w:val="60"/>
+          <w:numId w:val="59"/>
         </w:numPr>
         <w:pBdr>
           <w:top w:space="0" w:sz="0" w:val="nil"/>
@@ -2698,7 +2674,7 @@
       <w:pPr>
         <w:numPr>
           <w:ilvl w:val="1"/>
-          <w:numId w:val="60"/>
+          <w:numId w:val="59"/>
         </w:numPr>
         <w:pBdr>
           <w:top w:space="0" w:sz="0" w:val="nil"/>
@@ -2742,7 +2718,7 @@
       <w:pPr>
         <w:numPr>
           <w:ilvl w:val="1"/>
-          <w:numId w:val="60"/>
+          <w:numId w:val="59"/>
         </w:numPr>
         <w:pBdr>
           <w:top w:space="0" w:sz="0" w:val="nil"/>
@@ -2786,7 +2762,7 @@
       <w:pPr>
         <w:numPr>
           <w:ilvl w:val="1"/>
-          <w:numId w:val="60"/>
+          <w:numId w:val="59"/>
         </w:numPr>
         <w:pBdr>
           <w:top w:space="0" w:sz="0" w:val="nil"/>
@@ -11463,66 +11439,12 @@
           <w:rFonts w:ascii="Google Sans" w:cs="Google Sans" w:eastAsia="Google Sans" w:hAnsi="Google Sans"/>
           <w:rtl w:val="0"/>
         </w:rPr>
-        <w:t xml:space="preserve"> Ennesima frustrante applicazione coercitiva reattiva d'emergenza in teleassistenza per operazione ad sblocco, reiterando al tecnico il reset coatto e spurgamento a vuoto ed a comando delle stringhe per l'istanza dell'MQ remota, epurando messaggi d'inoltro inibiti dal blocco fantasma, unita a ribadita diffida assoluta diramata ai dipartimenti ed al bando imperativo e categorico alla "proxy machine" aziendale, riattivando i cruscotti. Questo evento ribadisce l'urgenza di "Hardening" applicativo. L'architettura del software va dotata di meccanismi resilienti in grado di monitorare la caduta della connessione TCP e di istanziare autonomamente il restart dei worker MQ caduti, minimizzando drasticamente l'esigenza di interventi continui in teleassistenza. </w:t>
-      </w:r>
-      <w:r>
-        <w:rPr>
-          <w:rFonts w:ascii="Google Sans" w:cs="Google Sans" w:eastAsia="Google Sans" w:hAnsi="Google Sans"/>
-          <w:sz w:val="24"/>
-          <w:szCs w:val="24"/>
-          <w:vertAlign w:val="superscript"/>
-          <w:rtl w:val="0"/>
-        </w:rPr>
-        <w:t xml:space="preserve">1</w:t>
-      </w:r>
-    </w:p>
-    <w:p>
-      <w:pPr>
-        <w:pStyle w:val="Heading4"/>
-        <w:pBdr>
-          <w:top w:space="0" w:sz="0" w:val="nil"/>
-          <w:left w:space="0" w:sz="0" w:val="nil"/>
-          <w:bottom w:space="0" w:sz="0" w:val="nil"/>
-          <w:right w:space="0" w:sz="0" w:val="nil"/>
-          <w:between w:space="0" w:sz="0" w:val="nil"/>
-        </w:pBdr>
-        <w:shd w:fill="auto" w:val="clear"/>
-        <w:rPr>
-          <w:rFonts w:ascii="Google Sans" w:cs="Google Sans" w:eastAsia="Google Sans" w:hAnsi="Google Sans"/>
-        </w:rPr>
-      </w:pPr>
-      <w:r>
-        <w:rPr>
-          <w:rFonts w:ascii="Google Sans" w:cs="Google Sans" w:eastAsia="Google Sans" w:hAnsi="Google Sans"/>
-          <w:rtl w:val="0"/>
-        </w:rPr>
-        <w:t xml:space="preserve">Bibliografia</w:t>
-      </w:r>
-    </w:p>
-    <w:p>
-      <w:pPr>
-        <w:numPr>
-          <w:ilvl w:val="0"/>
-          <w:numId w:val="48"/>
-        </w:numPr>
-        <w:pBdr>
-          <w:top w:space="0" w:sz="0" w:val="nil"/>
-          <w:left w:space="0" w:sz="0" w:val="nil"/>
-          <w:bottom w:space="0" w:sz="0" w:val="nil"/>
-          <w:right w:space="0" w:sz="0" w:val="nil"/>
-          <w:between w:space="0" w:sz="0" w:val="nil"/>
-        </w:pBdr>
-        <w:shd w:fill="auto" w:val="clear"/>
-        <w:ind w:left="600" w:hanging="360"/>
-      </w:pPr>
-      <w:r>
-        <w:rPr>
-          <w:rFonts w:ascii="Google Sans" w:cs="Google Sans" w:eastAsia="Google Sans" w:hAnsi="Google Sans"/>
-          <w:sz w:val="24"/>
-          <w:szCs w:val="24"/>
-          <w:rtl w:val="0"/>
-        </w:rPr>
-        <w:t xml:space="preserve">2023.txt</w:t>
+        <w:t xml:space="preserve"> Ennesima frustrante applicazione coercitiva reattiva d'emergenza in teleassistenza per operazione ad sblocco, reiterando al tecnico il reset coatto e spurgamento a vuoto ed a comando delle stringhe per l'istanza dell'MQ remota, epurando messaggi d'inoltro inibiti dal blocco fantasma, unita a ribadita diffida assoluta diramata ai dipartimenti ed al bando imperativo e categorico alla "proxy machine" aziendale, riattivando i cruscotti. Questo evento ribadisce l'urgenza di "Hardening" applicativo. L'architettura del software va dotata di meccanismi resilienti in grado di monitorare la caduta della connessione TCP e di istanziare autonomamente il restart dei worker MQ caduti, minimizzando drasticamente l'esigenza di interventi continui in teleassistenza.</w:t>
+      </w:r>
+      <w:r>
+        <w:rPr>
+          <w:rtl w:val="0"/>
+        </w:rPr>
       </w:r>
     </w:p>
     <w:sectPr>
@@ -21785,8 +21707,8 @@
   <w:abstractNum w:abstractNumId="48">
     <w:lvl w:ilvl="0">
       <w:start w:val="1"/>
-      <w:numFmt w:val="decimal"/>
-      <w:lvlText w:val="%1."/>
+      <w:numFmt w:val="bullet"/>
+      <w:lvlText w:val="●"/>
       <w:lvlJc w:val="left"/>
       <w:pPr>
         <w:ind w:left="600" w:hanging="360"/>
@@ -21813,7 +21735,7 @@
       <w:lvlText w:val="○"/>
       <w:lvlJc w:val="left"/>
       <w:pPr>
-        <w:ind w:left="1440" w:hanging="360"/>
+        <w:ind w:left="1200" w:hanging="360"/>
       </w:pPr>
       <w:rPr>
         <w:rFonts w:ascii="Arial" w:cs="Arial" w:eastAsia="Arial" w:hAnsi="Arial"/>
@@ -24181,224 +24103,6 @@
     </w:lvl>
   </w:abstractNum>
   <w:abstractNum w:abstractNumId="59">
-    <w:lvl w:ilvl="0">
-      <w:start w:val="1"/>
-      <w:numFmt w:val="bullet"/>
-      <w:lvlText w:val="●"/>
-      <w:lvlJc w:val="left"/>
-      <w:pPr>
-        <w:ind w:left="600" w:hanging="360"/>
-      </w:pPr>
-      <w:rPr>
-        <w:rFonts w:ascii="Arial" w:cs="Arial" w:eastAsia="Arial" w:hAnsi="Arial"/>
-        <w:b w:val="0"/>
-        <w:bCs w:val="0"/>
-        <w:i w:val="0"/>
-        <w:iCs w:val="0"/>
-        <w:smallCaps w:val="0"/>
-        <w:strike w:val="0"/>
-        <w:color w:val="000000"/>
-        <w:sz w:val="22"/>
-        <w:szCs w:val="22"/>
-        <w:u w:val="none"/>
-        <w:shd w:fill="auto" w:val="clear"/>
-        <w:vertAlign w:val="baseline"/>
-      </w:rPr>
-    </w:lvl>
-    <w:lvl w:ilvl="1">
-      <w:start w:val="1"/>
-      <w:numFmt w:val="bullet"/>
-      <w:lvlText w:val="○"/>
-      <w:lvlJc w:val="left"/>
-      <w:pPr>
-        <w:ind w:left="1200" w:hanging="360"/>
-      </w:pPr>
-      <w:rPr>
-        <w:rFonts w:ascii="Arial" w:cs="Arial" w:eastAsia="Arial" w:hAnsi="Arial"/>
-        <w:b w:val="0"/>
-        <w:bCs w:val="0"/>
-        <w:i w:val="0"/>
-        <w:iCs w:val="0"/>
-        <w:smallCaps w:val="0"/>
-        <w:strike w:val="0"/>
-        <w:color w:val="000000"/>
-        <w:sz w:val="22"/>
-        <w:szCs w:val="22"/>
-        <w:u w:val="none"/>
-        <w:shd w:fill="auto" w:val="clear"/>
-        <w:vertAlign w:val="baseline"/>
-      </w:rPr>
-    </w:lvl>
-    <w:lvl w:ilvl="2">
-      <w:start w:val="1"/>
-      <w:numFmt w:val="bullet"/>
-      <w:lvlText w:val="■"/>
-      <w:lvlJc w:val="left"/>
-      <w:pPr>
-        <w:ind w:left="2160" w:hanging="360"/>
-      </w:pPr>
-      <w:rPr>
-        <w:rFonts w:ascii="Arial" w:cs="Arial" w:eastAsia="Arial" w:hAnsi="Arial"/>
-        <w:b w:val="0"/>
-        <w:bCs w:val="0"/>
-        <w:i w:val="0"/>
-        <w:iCs w:val="0"/>
-        <w:smallCaps w:val="0"/>
-        <w:strike w:val="0"/>
-        <w:color w:val="000000"/>
-        <w:sz w:val="22"/>
-        <w:szCs w:val="22"/>
-        <w:u w:val="none"/>
-        <w:shd w:fill="auto" w:val="clear"/>
-        <w:vertAlign w:val="baseline"/>
-      </w:rPr>
-    </w:lvl>
-    <w:lvl w:ilvl="3">
-      <w:start w:val="1"/>
-      <w:numFmt w:val="bullet"/>
-      <w:lvlText w:val="■"/>
-      <w:lvlJc w:val="left"/>
-      <w:pPr>
-        <w:ind w:left="2880" w:hanging="360"/>
-      </w:pPr>
-      <w:rPr>
-        <w:rFonts w:ascii="Arial" w:cs="Arial" w:eastAsia="Arial" w:hAnsi="Arial"/>
-        <w:b w:val="0"/>
-        <w:bCs w:val="0"/>
-        <w:i w:val="0"/>
-        <w:iCs w:val="0"/>
-        <w:smallCaps w:val="0"/>
-        <w:strike w:val="0"/>
-        <w:color w:val="000000"/>
-        <w:sz w:val="22"/>
-        <w:szCs w:val="22"/>
-        <w:u w:val="none"/>
-        <w:shd w:fill="auto" w:val="clear"/>
-        <w:vertAlign w:val="baseline"/>
-      </w:rPr>
-    </w:lvl>
-    <w:lvl w:ilvl="4">
-      <w:start w:val="1"/>
-      <w:numFmt w:val="bullet"/>
-      <w:lvlText w:val="■"/>
-      <w:lvlJc w:val="left"/>
-      <w:pPr>
-        <w:ind w:left="3600" w:hanging="360"/>
-      </w:pPr>
-      <w:rPr>
-        <w:rFonts w:ascii="Arial" w:cs="Arial" w:eastAsia="Arial" w:hAnsi="Arial"/>
-        <w:b w:val="0"/>
-        <w:bCs w:val="0"/>
-        <w:i w:val="0"/>
-        <w:iCs w:val="0"/>
-        <w:smallCaps w:val="0"/>
-        <w:strike w:val="0"/>
-        <w:color w:val="000000"/>
-        <w:sz w:val="22"/>
-        <w:szCs w:val="22"/>
-        <w:u w:val="none"/>
-        <w:shd w:fill="auto" w:val="clear"/>
-        <w:vertAlign w:val="baseline"/>
-      </w:rPr>
-    </w:lvl>
-    <w:lvl w:ilvl="5">
-      <w:start w:val="1"/>
-      <w:numFmt w:val="bullet"/>
-      <w:lvlText w:val="■"/>
-      <w:lvlJc w:val="left"/>
-      <w:pPr>
-        <w:ind w:left="4320" w:hanging="360"/>
-      </w:pPr>
-      <w:rPr>
-        <w:rFonts w:ascii="Arial" w:cs="Arial" w:eastAsia="Arial" w:hAnsi="Arial"/>
-        <w:b w:val="0"/>
-        <w:bCs w:val="0"/>
-        <w:i w:val="0"/>
-        <w:iCs w:val="0"/>
-        <w:smallCaps w:val="0"/>
-        <w:strike w:val="0"/>
-        <w:color w:val="000000"/>
-        <w:sz w:val="22"/>
-        <w:szCs w:val="22"/>
-        <w:u w:val="none"/>
-        <w:shd w:fill="auto" w:val="clear"/>
-        <w:vertAlign w:val="baseline"/>
-      </w:rPr>
-    </w:lvl>
-    <w:lvl w:ilvl="6">
-      <w:start w:val="1"/>
-      <w:numFmt w:val="bullet"/>
-      <w:lvlText w:val="■"/>
-      <w:lvlJc w:val="left"/>
-      <w:pPr>
-        <w:ind w:left="5040" w:hanging="360"/>
-      </w:pPr>
-      <w:rPr>
-        <w:rFonts w:ascii="Arial" w:cs="Arial" w:eastAsia="Arial" w:hAnsi="Arial"/>
-        <w:b w:val="0"/>
-        <w:bCs w:val="0"/>
-        <w:i w:val="0"/>
-        <w:iCs w:val="0"/>
-        <w:smallCaps w:val="0"/>
-        <w:strike w:val="0"/>
-        <w:color w:val="000000"/>
-        <w:sz w:val="22"/>
-        <w:szCs w:val="22"/>
-        <w:u w:val="none"/>
-        <w:shd w:fill="auto" w:val="clear"/>
-        <w:vertAlign w:val="baseline"/>
-      </w:rPr>
-    </w:lvl>
-    <w:lvl w:ilvl="7">
-      <w:start w:val="1"/>
-      <w:numFmt w:val="bullet"/>
-      <w:lvlText w:val="■"/>
-      <w:lvlJc w:val="left"/>
-      <w:pPr>
-        <w:ind w:left="5760" w:hanging="360"/>
-      </w:pPr>
-      <w:rPr>
-        <w:rFonts w:ascii="Arial" w:cs="Arial" w:eastAsia="Arial" w:hAnsi="Arial"/>
-        <w:b w:val="0"/>
-        <w:bCs w:val="0"/>
-        <w:i w:val="0"/>
-        <w:iCs w:val="0"/>
-        <w:smallCaps w:val="0"/>
-        <w:strike w:val="0"/>
-        <w:color w:val="000000"/>
-        <w:sz w:val="22"/>
-        <w:szCs w:val="22"/>
-        <w:u w:val="none"/>
-        <w:shd w:fill="auto" w:val="clear"/>
-        <w:vertAlign w:val="baseline"/>
-      </w:rPr>
-    </w:lvl>
-    <w:lvl w:ilvl="8">
-      <w:start w:val="1"/>
-      <w:numFmt w:val="bullet"/>
-      <w:lvlText w:val="■"/>
-      <w:lvlJc w:val="left"/>
-      <w:pPr>
-        <w:ind w:left="6480" w:hanging="360"/>
-      </w:pPr>
-      <w:rPr>
-        <w:rFonts w:ascii="Arial" w:cs="Arial" w:eastAsia="Arial" w:hAnsi="Arial"/>
-        <w:b w:val="0"/>
-        <w:bCs w:val="0"/>
-        <w:i w:val="0"/>
-        <w:iCs w:val="0"/>
-        <w:smallCaps w:val="0"/>
-        <w:strike w:val="0"/>
-        <w:color w:val="000000"/>
-        <w:sz w:val="22"/>
-        <w:szCs w:val="22"/>
-        <w:u w:val="none"/>
-        <w:shd w:fill="auto" w:val="clear"/>
-        <w:vertAlign w:val="baseline"/>
-      </w:rPr>
-    </w:lvl>
-  </w:abstractNum>
-  <w:abstractNum w:abstractNumId="60">
     <w:lvl w:ilvl="0">
       <w:start w:val="1"/>
       <w:numFmt w:val="bullet"/>
@@ -24792,9 +24496,6 @@
   </w:num>
   <w:num w:numId="59">
     <w:abstractNumId w:val="59"/>
-  </w:num>
-  <w:num w:numId="60">
-    <w:abstractNumId w:val="60"/>
   </w:num>
 </w:numbering>
 </file>
